--- a/numeric/experiment/recruitment/experimenter checklist.docx
+++ b/numeric/experiment/recruitment/experimenter checklist.docx
@@ -2,7 +2,6 @@
 <file path=word/document.xml><?xml version="1.0" encoding="utf-8"?>
 <w:document xmlns:wpc="http://schemas.microsoft.com/office/word/2010/wordprocessingCanvas" xmlns:cx="http://schemas.microsoft.com/office/drawing/2014/chartex" xmlns:cx1="http://schemas.microsoft.com/office/drawing/2015/9/8/chartex" xmlns:cx2="http://schemas.microsoft.com/office/drawing/2015/10/21/chartex" xmlns:cx3="http://schemas.microsoft.com/office/drawing/2016/5/9/chartex" xmlns:cx4="http://schemas.microsoft.com/office/drawing/2016/5/10/chartex" xmlns:cx5="http://schemas.microsoft.com/office/drawing/2016/5/11/chartex" xmlns:cx6="http://schemas.microsoft.com/office/drawing/2016/5/12/chartex" xmlns:cx7="http://schemas.microsoft.com/office/drawing/2016/5/13/chartex" xmlns:cx8="http://schemas.microsoft.com/office/drawing/2016/5/14/chartex" xmlns:mc="http://schemas.openxmlformats.org/markup-compatibility/2006" xmlns:aink="http://schemas.microsoft.com/office/drawing/2016/ink" xmlns:am3d="http://schemas.microsoft.com/office/drawing/2017/model3d" xmlns:o="urn:schemas-microsoft-com:office:office" xmlns:oel="http://schemas.microsoft.com/office/2019/extlst" xmlns:r="http://schemas.openxmlformats.org/officeDocument/2006/relationships" xmlns:m="http://schemas.openxmlformats.org/officeDocument/2006/math" xmlns:v="urn:schemas-microsoft-com:vml" xmlns:wp14="http://schemas.microsoft.com/office/word/2010/wordprocessingDrawing" xmlns:wp="http://schemas.openxmlformats.org/drawingml/2006/wordprocessingDrawing" xmlns:w10="urn:schemas-microsoft-com:office:word" xmlns:w="http://schemas.openxmlformats.org/wordprocessingml/2006/main" xmlns:w14="http://schemas.microsoft.com/office/word/2010/wordml" xmlns:w15="http://schemas.microsoft.com/office/word/2012/wordml" xmlns:w16cex="http://schemas.microsoft.com/office/word/2018/wordml/cex" xmlns:w16cid="http://schemas.microsoft.com/office/word/2016/wordml/cid" xmlns:w16="http://schemas.microsoft.com/office/word/2018/wordml" xmlns:w16du="http://schemas.microsoft.com/office/word/2023/wordml/word16du" xmlns:w16sdtdh="http://schemas.microsoft.com/office/word/2020/wordml/sdtdatahash" xmlns:w16se="http://schemas.microsoft.com/office/word/2015/wordml/symex" xmlns:wpg="http://schemas.microsoft.com/office/word/2010/wordprocessingGroup" xmlns:wpi="http://schemas.microsoft.com/office/word/2010/wordprocessingInk" xmlns:wne="http://schemas.microsoft.com/office/word/2006/wordml" xmlns:wps="http://schemas.microsoft.com/office/word/2010/wordprocessingShape" mc:Ignorable="w14 w15 w16se w16cid w16 w16cex w16sdtdh wp14">
   <w:body>
-    <w:p/>
     <w:tbl>
       <w:tblPr>
         <w:tblStyle w:val="a"/>
@@ -274,6 +273,43 @@
       <w:r>
         <w:t>Generate participant ID</w:t>
       </w:r>
+      <w:r>
+        <w:t xml:space="preserve"> and block order</w:t>
+      </w:r>
+      <w:r>
+        <w:tab/>
+        <w:t>[</w:t>
+      </w:r>
+      <w:r>
+        <w:tab/>
+      </w:r>
+      <w:r>
+        <w:tab/>
+      </w:r>
+      <w:r>
+        <w:t>,</w:t>
+      </w:r>
+      <w:r>
+        <w:t xml:space="preserve">          gl     </w:t>
+      </w:r>
+      <w:r>
+        <w:t xml:space="preserve">  </w:t>
+      </w:r>
+      <w:r>
+        <w:t xml:space="preserve">/     </w:t>
+      </w:r>
+      <w:r>
+        <w:t xml:space="preserve">  </w:t>
+      </w:r>
+      <w:r>
+        <w:t xml:space="preserve">lg   </w:t>
+      </w:r>
+      <w:r>
+        <w:t xml:space="preserve">  </w:t>
+      </w:r>
+      <w:r>
+        <w:t>]</w:t>
+      </w:r>
     </w:p>
     <w:p>
       <w:pPr>
@@ -330,7 +366,10 @@
         </w:numPr>
       </w:pPr>
       <w:r>
-        <w:t>Ask if they need to use restroom, show location if needed</w:t>
+        <w:t>R</w:t>
+      </w:r>
+      <w:r>
+        <w:t>estroom, show location if needed</w:t>
       </w:r>
     </w:p>
     <w:p>
@@ -341,7 +380,26 @@
         </w:numPr>
       </w:pPr>
       <w:r>
-        <w:t>Ask them to read and sign consent form</w:t>
+        <w:t>C</w:t>
+      </w:r>
+      <w:r>
+        <w:t>onsent form</w:t>
+      </w:r>
+      <w:r>
+        <w:t xml:space="preserve"> (record the starting time as they read)</w:t>
+      </w:r>
+      <w:r>
+        <w:tab/>
+        <w:t>[</w:t>
+      </w:r>
+      <w:r>
+        <w:tab/>
+      </w:r>
+      <w:r>
+        <w:tab/>
+      </w:r>
+      <w:r>
+        <w:t>]</w:t>
       </w:r>
     </w:p>
     <w:p>
@@ -352,7 +410,10 @@
         </w:numPr>
       </w:pPr>
       <w:r>
-        <w:t>Ask them to fill out demographic questionnaire</w:t>
+        <w:t>D</w:t>
+      </w:r>
+      <w:r>
+        <w:t>emographic questionnaire</w:t>
       </w:r>
     </w:p>
     <w:p>
@@ -363,7 +424,10 @@
         </w:numPr>
       </w:pPr>
       <w:r>
-        <w:t>Ask them to read instructions; answer any questions before each task</w:t>
+        <w:t>I</w:t>
+      </w:r>
+      <w:r>
+        <w:t>nstructions</w:t>
       </w:r>
     </w:p>
     <w:p>
@@ -374,7 +438,7 @@
         </w:numPr>
       </w:pPr>
       <w:r>
-        <w:t>Sticker and sit comfortably</w:t>
+        <w:t>Quiz</w:t>
       </w:r>
     </w:p>
     <w:p>
@@ -385,7 +449,170 @@
         </w:numPr>
       </w:pPr>
       <w:r>
-        <w:t>Run task</w:t>
+        <w:t>Target s</w:t>
+      </w:r>
+      <w:r>
+        <w:t>ticker and sit comfortably</w:t>
+      </w:r>
+    </w:p>
+    <w:p>
+      <w:pPr>
+        <w:numPr>
+          <w:ilvl w:val="0"/>
+          <w:numId w:val="3"/>
+        </w:numPr>
+      </w:pPr>
+      <w:r>
+        <w:t xml:space="preserve">Run </w:t>
+      </w:r>
+      <w:r>
+        <w:t xml:space="preserve">first half of </w:t>
+      </w:r>
+      <w:r>
+        <w:t>experiment</w:t>
+      </w:r>
+      <w:r>
+        <w:t xml:space="preserve"> </w:t>
+      </w:r>
+      <w:r>
+        <w:tab/>
+      </w:r>
+      <w:r>
+        <w:tab/>
+      </w:r>
+      <w:r>
+        <w:t>[</w:t>
+      </w:r>
+      <w:r>
+        <w:tab/>
+        <w:t>,</w:t>
+      </w:r>
+      <w:r>
+        <w:tab/>
+        <w:t>]</w:t>
+      </w:r>
+    </w:p>
+    <w:p>
+      <w:pPr>
+        <w:numPr>
+          <w:ilvl w:val="0"/>
+          <w:numId w:val="3"/>
+        </w:numPr>
+      </w:pPr>
+      <w:r>
+        <w:t xml:space="preserve">Run second half of </w:t>
+      </w:r>
+      <w:r>
+        <w:t>experiment</w:t>
+      </w:r>
+      <w:r>
+        <w:tab/>
+        <w:t>[</w:t>
+      </w:r>
+      <w:r>
+        <w:tab/>
+        <w:t>,</w:t>
+      </w:r>
+      <w:r>
+        <w:tab/>
+        <w:t>]</w:t>
+      </w:r>
+    </w:p>
+    <w:p>
+      <w:pPr>
+        <w:numPr>
+          <w:ilvl w:val="0"/>
+          <w:numId w:val="3"/>
+        </w:numPr>
+      </w:pPr>
+      <w:r>
+        <w:t>Play the first gamble</w:t>
+      </w:r>
+      <w:r>
+        <w:tab/>
+      </w:r>
+      <w:r>
+        <w:tab/>
+      </w:r>
+      <w:r>
+        <w:tab/>
+      </w:r>
+      <w:r>
+        <w:tab/>
+      </w:r>
+      <w:r>
+        <w:tab/>
+      </w:r>
+      <w:r>
+        <w:tab/>
+        <w:t>[</w:t>
+      </w:r>
+      <w:r>
+        <w:tab/>
+      </w:r>
+      <w:r>
+        <w:tab/>
+        <w:t>,</w:t>
+      </w:r>
+      <w:r>
+        <w:tab/>
+      </w:r>
+      <w:r>
+        <w:tab/>
+        <w:t>]</w:t>
+      </w:r>
+    </w:p>
+    <w:p>
+      <w:pPr>
+        <w:numPr>
+          <w:ilvl w:val="0"/>
+          <w:numId w:val="3"/>
+        </w:numPr>
+      </w:pPr>
+      <w:r>
+        <w:t xml:space="preserve">Play the </w:t>
+      </w:r>
+      <w:r>
+        <w:t xml:space="preserve">second </w:t>
+      </w:r>
+      <w:r>
+        <w:t>gamble</w:t>
+      </w:r>
+      <w:r>
+        <w:tab/>
+      </w:r>
+      <w:r>
+        <w:tab/>
+      </w:r>
+      <w:r>
+        <w:tab/>
+      </w:r>
+      <w:r>
+        <w:tab/>
+      </w:r>
+      <w:r>
+        <w:tab/>
+      </w:r>
+      <w:r>
+        <w:t>[</w:t>
+      </w:r>
+      <w:r>
+        <w:tab/>
+      </w:r>
+      <w:r>
+        <w:tab/>
+      </w:r>
+      <w:r>
+        <w:t>,</w:t>
+      </w:r>
+      <w:r>
+        <w:tab/>
+      </w:r>
+      <w:r>
+        <w:tab/>
+      </w:r>
+      <w:r>
+        <w:t>]</w:t>
       </w:r>
     </w:p>
     <w:p/>
@@ -421,17 +648,6 @@
         </w:numPr>
       </w:pPr>
       <w:r>
-        <w:t>Implement randomly selected trial</w:t>
-      </w:r>
-    </w:p>
-    <w:p>
-      <w:pPr>
-        <w:numPr>
-          <w:ilvl w:val="0"/>
-          <w:numId w:val="5"/>
-        </w:numPr>
-      </w:pPr>
-      <w:r>
         <w:t>Pay participant and ask them to sign the payment receipt</w:t>
       </w:r>
     </w:p>
@@ -471,6 +687,23 @@
         <w:t xml:space="preserve">Update participant </w:t>
       </w:r>
       <w:r>
+        <w:t>schedule</w:t>
+      </w:r>
+      <w:r>
+        <w:t xml:space="preserve"> spreadsheet</w:t>
+      </w:r>
+    </w:p>
+    <w:p>
+      <w:pPr>
+        <w:numPr>
+          <w:ilvl w:val="0"/>
+          <w:numId w:val="2"/>
+        </w:numPr>
+      </w:pPr>
+      <w:r>
+        <w:t xml:space="preserve">Update participant </w:t>
+      </w:r>
+      <w:r>
         <w:t xml:space="preserve">collected </w:t>
       </w:r>
       <w:r>
@@ -545,9 +778,10 @@
     </w:p>
     <w:sectPr>
       <w:pgSz w:w="12240" w:h="15840"/>
-      <w:pgMar w:top="1440" w:right="1440" w:bottom="1440" w:left="1440" w:header="720" w:footer="720" w:gutter="0"/>
+      <w:pgMar w:top="720" w:right="720" w:bottom="720" w:left="720" w:header="720" w:footer="720" w:gutter="0"/>
       <w:pgNumType w:start="1"/>
       <w:cols w:space="720"/>
+      <w:docGrid w:linePitch="299"/>
     </w:sectPr>
   </w:body>
 </w:document>
